--- a/back/src/static/contratos/AnexoTecnicoCapital.docx
+++ b/back/src/static/contratos/AnexoTecnicoCapital.docx
@@ -149,7 +149,7 @@
           <w:sz w:val="20"/>
           <w:szCs w:val="20"/>
         </w:rPr>
-        <w:t>Las Partes que se identifican a continuación han celebrad un Contrato de Prestación de Servicios de Consultoría en [SAP] (en adelante el “Contrato</w:t>
+        <w:t>Las Partes que se identifican a continuación han celebrad un Contrato de Prestación de Servicios de Consultoría en {{PerfilOModulo}} (en adelante el “Contrato</w:t>
       </w:r>
       <w:r>
         <w:t xml:space="preserve"> </w:t>

--- a/back/src/static/contratos/AnexoTecnicoCapital.docx
+++ b/back/src/static/contratos/AnexoTecnicoCapital.docx
@@ -149,18 +149,18 @@
           <w:sz w:val="20"/>
           <w:szCs w:val="20"/>
         </w:rPr>
-        <w:t>Las Partes que se identifican a continuación han celebrad un Contrato de Prestación de Servicios de Consultoría en {{PerfilOModulo}} (en adelante el “Contrato</w:t>
-      </w:r>
-      <w:r>
+        <w:t>Las Partes que se identifican a continuación han celebrado un Contrato de Prestación de Servicios de Consultoría en {{PerfilOModulo}} (en adelante el “Contrato”), suscrito el</w:t>
+      </w:r>
+      <w:r>
+        <w:t xml:space="preserve"/>
+      </w:r>
+      <w:r>
+        <w:rPr>
+          <w:rFonts w:ascii="Aptos" w:hAnsi="Aptos" w:cs="Calibri"/>
+          <w:sz w:val="20"/>
+          <w:szCs w:val="20"/>
+        </w:rPr>
         <w:t xml:space="preserve"> </w:t>
-      </w:r>
-      <w:r>
-        <w:rPr>
-          <w:rFonts w:ascii="Aptos" w:hAnsi="Aptos" w:cs="Calibri"/>
-          <w:sz w:val="20"/>
-          <w:szCs w:val="20"/>
-        </w:rPr>
-        <w:t xml:space="preserve">suscrito el </w:t>
       </w:r>
       <w:r>
         <w:rPr>
